--- a/doc/Legacy Test Fixture Documentation/Project Notes/Test Fixture Verification.docx
+++ b/doc/Legacy Test Fixture Documentation/Project Notes/Test Fixture Verification.docx
@@ -266,7 +266,7 @@
         <w:ind w:left="720"/>
       </w:pPr>
       <w:r>
-        <w:t>Remove the Goolden Board from the test fixture.</w:t>
+        <w:t>Remove the Golden Board from the test fixture.</w:t>
       </w:r>
     </w:p>
     <w:p>
@@ -792,7 +792,7 @@
                 <w:sz w:val="20"/>
                 <w:szCs w:val="20"/>
               </w:rPr>
-              <w:t xml:space="preserve">IoPin </w:t>
+              <w:t xml:space="preserve">Io Pin </w:t>
             </w:r>
             <w:r>
               <w:rPr>
@@ -829,7 +829,7 @@
                 <w:sz w:val="20"/>
                 <w:szCs w:val="20"/>
               </w:rPr>
-              <w:t>Dest</w:t>
+              <w:t>Best</w:t>
             </w:r>
           </w:p>
         </w:tc>
